--- a/Customer Churn Prediction Using Machine Learning.docx
+++ b/Customer Churn Prediction Using Machine Learning.docx
@@ -2324,10 +2324,7 @@
         <w:pStyle w:val="FirstParagraph"/>
       </w:pPr>
       <w:r>
-        <w:t xml:space="preserve">                                </w:t>
-      </w:r>
-      <w:r>
-        <w:t>THANK YOU</w:t>
+        <w:t xml:space="preserve">                                THANK YOU</w:t>
       </w:r>
       <w:bookmarkEnd w:id="38"/>
     </w:p>
